--- a/Project_Animagus/작업 일지/광신_작업일지/작업일지(250512-250518).docx
+++ b/Project_Animagus/작업 일지/광신_작업일지/작업일지(250512-250518).docx
@@ -65,6 +65,7 @@
             <w:pPr>
               <w:jc w:val="center"/>
               <w:rPr>
+                <w:rFonts w:hint="eastAsia"/>
                 <w:b/>
                 <w:sz w:val="18"/>
               </w:rPr>
@@ -75,7 +76,7 @@
                 <w:b/>
                 <w:sz w:val="18"/>
               </w:rPr>
-              <w:t>2018180042</w:t>
+              <w:t>2020182003</w:t>
             </w:r>
             <w:r>
               <w:rPr>
@@ -90,52 +91,7 @@
                 <w:b/>
                 <w:sz w:val="18"/>
               </w:rPr>
-              <w:t>지태준</w:t>
-            </w:r>
-          </w:p>
-          <w:p>
-            <w:pPr>
-              <w:jc w:val="center"/>
-              <w:rPr>
-                <w:b/>
-                <w:sz w:val="18"/>
-              </w:rPr>
-            </w:pPr>
-            <w:r>
-              <w:rPr>
-                <w:rFonts w:hint="eastAsia"/>
-                <w:b/>
-                <w:sz w:val="18"/>
-              </w:rPr>
-              <w:t>2020182003</w:t>
-            </w:r>
-            <w:r>
-              <w:rPr>
-                <w:b/>
-                <w:sz w:val="18"/>
-              </w:rPr>
-              <w:t xml:space="preserve"> </w:t>
-            </w:r>
-            <w:r>
-              <w:rPr>
-                <w:rFonts w:hint="eastAsia"/>
-                <w:b/>
-                <w:sz w:val="18"/>
-              </w:rPr>
               <w:t>고광신</w:t>
-            </w:r>
-          </w:p>
-          <w:p>
-            <w:pPr>
-              <w:jc w:val="center"/>
-            </w:pPr>
-            <w:r>
-              <w:rPr>
-                <w:rFonts w:hint="eastAsia"/>
-                <w:b/>
-                <w:sz w:val="18"/>
-              </w:rPr>
-              <w:t>2020182040 조환희</w:t>
             </w:r>
           </w:p>
         </w:tc>
@@ -226,9 +182,17 @@
             <w:pPr>
               <w:jc w:val="center"/>
               <w:rPr>
-                <w:b/>
-              </w:rPr>
-            </w:pPr>
+                <w:rFonts w:hint="eastAsia"/>
+                <w:b/>
+              </w:rPr>
+            </w:pPr>
+            <w:r>
+              <w:rPr>
+                <w:rFonts w:hint="eastAsia"/>
+                <w:b/>
+              </w:rPr>
+              <w:t>23</w:t>
+            </w:r>
           </w:p>
         </w:tc>
         <w:tc>
@@ -263,7 +227,6 @@
             <w:pPr>
               <w:jc w:val="center"/>
               <w:rPr>
-                <w:rFonts w:hint="eastAsia"/>
                 <w:b/>
               </w:rPr>
             </w:pPr>
@@ -280,7 +243,7 @@
                 <w:b/>
                 <w:sz w:val="22"/>
               </w:rPr>
-              <w:t>4</w:t>
+              <w:t>5</w:t>
             </w:r>
             <w:r>
               <w:rPr>
@@ -295,6 +258,21 @@
                 <w:b/>
                 <w:sz w:val="22"/>
               </w:rPr>
+              <w:t>05</w:t>
+            </w:r>
+            <w:r>
+              <w:rPr>
+                <w:b/>
+                <w:sz w:val="22"/>
+              </w:rPr>
+              <w:t>.</w:t>
+            </w:r>
+            <w:r>
+              <w:rPr>
+                <w:rFonts w:hint="eastAsia"/>
+                <w:b/>
+                <w:sz w:val="22"/>
+              </w:rPr>
               <w:t>12</w:t>
             </w:r>
             <w:r>
@@ -302,21 +280,6 @@
                 <w:b/>
                 <w:sz w:val="22"/>
               </w:rPr>
-              <w:t>.</w:t>
-            </w:r>
-            <w:r>
-              <w:rPr>
-                <w:rFonts w:hint="eastAsia"/>
-                <w:b/>
-                <w:sz w:val="22"/>
-              </w:rPr>
-              <w:t>23</w:t>
-            </w:r>
-            <w:r>
-              <w:rPr>
-                <w:b/>
-                <w:sz w:val="22"/>
-              </w:rPr>
               <w:t>~202</w:t>
             </w:r>
             <w:r>
@@ -325,22 +288,22 @@
                 <w:b/>
                 <w:sz w:val="22"/>
               </w:rPr>
-              <w:t>4</w:t>
-            </w:r>
-            <w:r>
-              <w:rPr>
-                <w:b/>
-                <w:sz w:val="22"/>
-              </w:rPr>
-              <w:t>.</w:t>
-            </w:r>
-            <w:r>
-              <w:rPr>
-                <w:rFonts w:hint="eastAsia"/>
-                <w:b/>
-                <w:sz w:val="22"/>
-              </w:rPr>
-              <w:t>12.29</w:t>
+              <w:t>5</w:t>
+            </w:r>
+            <w:r>
+              <w:rPr>
+                <w:b/>
+                <w:sz w:val="22"/>
+              </w:rPr>
+              <w:t>.0</w:t>
+            </w:r>
+            <w:r>
+              <w:rPr>
+                <w:rFonts w:hint="eastAsia"/>
+                <w:b/>
+                <w:sz w:val="22"/>
+              </w:rPr>
+              <w:t>5.18</w:t>
             </w:r>
           </w:p>
         </w:tc>
@@ -431,66 +394,12 @@
           </w:tcPr>
           <w:p>
             <w:pPr>
-              <w:pStyle w:val="a4"/>
-              <w:numPr>
-                <w:ilvl w:val="0"/>
-                <w:numId w:val="2"/>
-              </w:numPr>
-              <w:ind w:leftChars="0"/>
               <w:jc w:val="left"/>
               <w:rPr>
-                <w:b/>
-              </w:rPr>
-            </w:pPr>
-            <w:r>
-              <w:rPr>
-                <w:rFonts w:hint="eastAsia"/>
-                <w:b/>
-              </w:rPr>
-              <w:t>지태준</w:t>
-            </w:r>
-          </w:p>
-          <w:p>
-            <w:pPr>
-              <w:pStyle w:val="a4"/>
-              <w:numPr>
-                <w:ilvl w:val="0"/>
-                <w:numId w:val="2"/>
-              </w:numPr>
-              <w:ind w:leftChars="0"/>
-              <w:jc w:val="left"/>
-              <w:rPr>
-                <w:b/>
-              </w:rPr>
-            </w:pPr>
-            <w:r>
-              <w:rPr>
-                <w:rFonts w:hint="eastAsia"/>
-                <w:b/>
-              </w:rPr>
-              <w:t>고광신</w:t>
-            </w:r>
-          </w:p>
-          <w:p>
-            <w:pPr>
-              <w:pStyle w:val="a4"/>
-              <w:numPr>
-                <w:ilvl w:val="0"/>
-                <w:numId w:val="2"/>
-              </w:numPr>
-              <w:ind w:leftChars="0"/>
-              <w:jc w:val="left"/>
-              <w:rPr>
-                <w:b/>
-              </w:rPr>
-            </w:pPr>
-            <w:r>
-              <w:rPr>
-                <w:rFonts w:hint="eastAsia"/>
-                <w:b/>
-              </w:rPr>
-              <w:t>조환희</w:t>
-            </w:r>
+                <w:rFonts w:hint="eastAsia"/>
+                <w:b/>
+              </w:rPr>
+            </w:pPr>
           </w:p>
         </w:tc>
       </w:tr>
@@ -517,73 +426,6 @@
           <w:sz w:val="22"/>
         </w:rPr>
         <w:t>&lt;상세 수행내용&gt;</w:t>
-      </w:r>
-    </w:p>
-    <w:p>
-      <w:pPr>
-        <w:pStyle w:val="a4"/>
-        <w:numPr>
-          <w:ilvl w:val="1"/>
-          <w:numId w:val="1"/>
-        </w:numPr>
-        <w:ind w:leftChars="0"/>
-        <w:rPr>
-          <w:sz w:val="22"/>
-        </w:rPr>
-      </w:pPr>
-      <w:r>
-        <w:rPr>
-          <w:rFonts w:hint="eastAsia"/>
-          <w:b/>
-          <w:sz w:val="28"/>
-          <w:szCs w:val="28"/>
-        </w:rPr>
-        <w:t>지태준</w:t>
-      </w:r>
-    </w:p>
-    <w:p>
-      <w:pPr>
-        <w:pStyle w:val="a4"/>
-        <w:numPr>
-          <w:ilvl w:val="1"/>
-          <w:numId w:val="1"/>
-        </w:numPr>
-        <w:ind w:leftChars="0"/>
-        <w:rPr>
-          <w:sz w:val="22"/>
-        </w:rPr>
-      </w:pPr>
-      <w:r>
-        <w:rPr>
-          <w:rFonts w:hint="eastAsia"/>
-          <w:b/>
-          <w:sz w:val="28"/>
-          <w:szCs w:val="28"/>
-        </w:rPr>
-        <w:t>고광신</w:t>
-      </w:r>
-    </w:p>
-    <w:p>
-      <w:pPr>
-        <w:pStyle w:val="a4"/>
-        <w:numPr>
-          <w:ilvl w:val="1"/>
-          <w:numId w:val="1"/>
-        </w:numPr>
-        <w:ind w:leftChars="0"/>
-        <w:rPr>
-          <w:rFonts w:hint="eastAsia"/>
-          <w:sz w:val="22"/>
-        </w:rPr>
-      </w:pPr>
-      <w:r>
-        <w:rPr>
-          <w:rFonts w:hint="eastAsia"/>
-          <w:b/>
-          <w:sz w:val="28"/>
-          <w:szCs w:val="28"/>
-        </w:rPr>
-        <w:t>조환희</w:t>
       </w:r>
       <w:r>
         <w:rPr>
@@ -735,6 +577,14 @@
                 <w:sz w:val="22"/>
               </w:rPr>
             </w:pPr>
+            <w:r>
+              <w:rPr>
+                <w:rFonts w:hint="eastAsia"/>
+                <w:b/>
+                <w:sz w:val="22"/>
+              </w:rPr>
+              <w:t>24</w:t>
+            </w:r>
           </w:p>
         </w:tc>
         <w:tc>
@@ -768,6 +618,9 @@
           <w:p>
             <w:pPr>
               <w:jc w:val="center"/>
+              <w:rPr>
+                <w:rFonts w:hint="eastAsia"/>
+              </w:rPr>
             </w:pPr>
             <w:r>
               <w:rPr>
@@ -782,7 +635,7 @@
                 <w:b/>
                 <w:sz w:val="22"/>
               </w:rPr>
-              <w:t>4</w:t>
+              <w:t>5</w:t>
             </w:r>
             <w:r>
               <w:rPr>
@@ -793,6 +646,22 @@
             </w:r>
             <w:r>
               <w:rPr>
+                <w:rFonts w:hint="eastAsia"/>
+                <w:b/>
+                <w:sz w:val="22"/>
+              </w:rPr>
+              <w:t>05</w:t>
+            </w:r>
+            <w:r>
+              <w:rPr>
+                <w:b/>
+                <w:sz w:val="22"/>
+              </w:rPr>
+              <w:t>.</w:t>
+            </w:r>
+            <w:r>
+              <w:rPr>
+                <w:rFonts w:hint="eastAsia"/>
                 <w:b/>
                 <w:sz w:val="22"/>
               </w:rPr>
@@ -804,22 +673,7 @@
                 <w:b/>
                 <w:sz w:val="22"/>
               </w:rPr>
-              <w:t>2</w:t>
-            </w:r>
-            <w:r>
-              <w:rPr>
-                <w:b/>
-                <w:sz w:val="22"/>
-              </w:rPr>
-              <w:t>.</w:t>
-            </w:r>
-            <w:r>
-              <w:rPr>
-                <w:rFonts w:hint="eastAsia"/>
-                <w:b/>
-                <w:sz w:val="22"/>
-              </w:rPr>
-              <w:t>30</w:t>
+              <w:t>9</w:t>
             </w:r>
             <w:r>
               <w:rPr>
@@ -845,25 +699,19 @@
             </w:r>
             <w:r>
               <w:rPr>
-                <w:b/>
-                <w:sz w:val="22"/>
-              </w:rPr>
-              <w:t>1</w:t>
-            </w:r>
-            <w:r>
-              <w:rPr>
-                <w:b/>
-                <w:sz w:val="22"/>
-              </w:rPr>
-              <w:t>.</w:t>
-            </w:r>
-            <w:r>
-              <w:rPr>
-                <w:rFonts w:hint="eastAsia"/>
-                <w:b/>
-                <w:sz w:val="22"/>
-              </w:rPr>
-              <w:t>05</w:t>
+                <w:rFonts w:hint="eastAsia"/>
+                <w:b/>
+                <w:sz w:val="22"/>
+              </w:rPr>
+              <w:t>5.</w:t>
+            </w:r>
+            <w:r>
+              <w:rPr>
+                <w:rFonts w:hint="eastAsia"/>
+                <w:b/>
+                <w:sz w:val="22"/>
+              </w:rPr>
+              <w:t>25</w:t>
             </w:r>
           </w:p>
         </w:tc>
@@ -902,52 +750,6 @@
             <w:vAlign w:val="center"/>
           </w:tcPr>
           <w:p>
-            <w:r>
-              <w:rPr>
-                <w:rFonts w:hint="eastAsia"/>
-              </w:rPr>
-              <w:t>지태준</w:t>
-            </w:r>
-            <w:r>
-              <w:rPr>
-                <w:rFonts w:hint="eastAsia"/>
-              </w:rPr>
-              <w:t>:</w:t>
-            </w:r>
-            <w:r>
-              <w:t xml:space="preserve"> </w:t>
-            </w:r>
-          </w:p>
-          <w:p>
-            <w:r>
-              <w:rPr>
-                <w:rFonts w:hint="eastAsia"/>
-              </w:rPr>
-              <w:t>고광신</w:t>
-            </w:r>
-            <w:r>
-              <w:rPr>
-                <w:rFonts w:hint="eastAsia"/>
-              </w:rPr>
-              <w:t>:</w:t>
-            </w:r>
-            <w:r>
-              <w:t xml:space="preserve"> </w:t>
-            </w:r>
-          </w:p>
-          <w:p>
-            <w:r>
-              <w:rPr>
-                <w:rFonts w:hint="eastAsia"/>
-              </w:rPr>
-              <w:t>조환희</w:t>
-            </w:r>
-            <w:r>
-              <w:rPr>
-                <w:rFonts w:hint="eastAsia"/>
-              </w:rPr>
-              <w:t>:</w:t>
-            </w:r>
             <w:r>
               <w:t xml:space="preserve"> </w:t>
             </w:r>

--- a/Project_Animagus/작업 일지/광신_작업일지/작업일지(250512-250518).docx
+++ b/Project_Animagus/작업 일지/광신_작업일지/작업일지(250512-250518).docx
@@ -65,7 +65,6 @@
             <w:pPr>
               <w:jc w:val="center"/>
               <w:rPr>
-                <w:rFonts w:hint="eastAsia"/>
                 <w:b/>
                 <w:sz w:val="18"/>
               </w:rPr>
@@ -182,7 +181,6 @@
             <w:pPr>
               <w:jc w:val="center"/>
               <w:rPr>
-                <w:rFonts w:hint="eastAsia"/>
                 <w:b/>
               </w:rPr>
             </w:pPr>
@@ -396,10 +394,16 @@
             <w:pPr>
               <w:jc w:val="left"/>
               <w:rPr>
-                <w:rFonts w:hint="eastAsia"/>
-                <w:b/>
-              </w:rPr>
-            </w:pPr>
+                <w:b/>
+              </w:rPr>
+            </w:pPr>
+            <w:r>
+              <w:rPr>
+                <w:rFonts w:hint="eastAsia"/>
+                <w:b/>
+              </w:rPr>
+              <w:t>중간 발표를 통과해서 일주일 휴식을 가졌음</w:t>
+            </w:r>
           </w:p>
         </w:tc>
       </w:tr>
@@ -432,6 +436,69 @@
           <w:sz w:val="22"/>
         </w:rPr>
         <w:br/>
+      </w:r>
+    </w:p>
+    <w:p>
+      <w:pPr>
+        <w:rPr>
+          <w:b/>
+          <w:sz w:val="22"/>
+        </w:rPr>
+      </w:pPr>
+      <w:r>
+        <w:rPr>
+          <w:b/>
+          <w:noProof/>
+          <w:sz w:val="22"/>
+        </w:rPr>
+        <w:drawing>
+          <wp:inline distT="0" distB="0" distL="0" distR="0" wp14:anchorId="305660FF" wp14:editId="67E679A2">
+            <wp:extent cx="6645910" cy="2819400"/>
+            <wp:effectExtent l="0" t="0" r="2540" b="0"/>
+            <wp:docPr id="1160584313" name="그림 2"/>
+            <wp:cNvGraphicFramePr>
+              <a:graphicFrameLocks xmlns:a="http://schemas.openxmlformats.org/drawingml/2006/main" noChangeAspect="1"/>
+            </wp:cNvGraphicFramePr>
+            <a:graphic xmlns:a="http://schemas.openxmlformats.org/drawingml/2006/main">
+              <a:graphicData uri="http://schemas.openxmlformats.org/drawingml/2006/picture">
+                <pic:pic xmlns:pic="http://schemas.openxmlformats.org/drawingml/2006/picture">
+                  <pic:nvPicPr>
+                    <pic:cNvPr id="0" name="Picture 2"/>
+                    <pic:cNvPicPr>
+                      <a:picLocks noChangeAspect="1" noChangeArrowheads="1"/>
+                    </pic:cNvPicPr>
+                  </pic:nvPicPr>
+                  <pic:blipFill>
+                    <a:blip r:embed="rId7">
+                      <a:extLst>
+                        <a:ext uri="{28A0092B-C50C-407E-A947-70E740481C1C}">
+                          <a14:useLocalDpi xmlns:a14="http://schemas.microsoft.com/office/drawing/2010/main" val="0"/>
+                        </a:ext>
+                      </a:extLst>
+                    </a:blip>
+                    <a:srcRect/>
+                    <a:stretch>
+                      <a:fillRect/>
+                    </a:stretch>
+                  </pic:blipFill>
+                  <pic:spPr bwMode="auto">
+                    <a:xfrm>
+                      <a:off x="0" y="0"/>
+                      <a:ext cx="6645910" cy="2819400"/>
+                    </a:xfrm>
+                    <a:prstGeom prst="rect">
+                      <a:avLst/>
+                    </a:prstGeom>
+                    <a:noFill/>
+                    <a:ln>
+                      <a:noFill/>
+                    </a:ln>
+                  </pic:spPr>
+                </pic:pic>
+              </a:graphicData>
+            </a:graphic>
+          </wp:inline>
+        </w:drawing>
       </w:r>
     </w:p>
     <w:p>
@@ -618,9 +685,6 @@
           <w:p>
             <w:pPr>
               <w:jc w:val="center"/>
-              <w:rPr>
-                <w:rFonts w:hint="eastAsia"/>
-              </w:rPr>
             </w:pPr>
             <w:r>
               <w:rPr>
@@ -665,15 +729,7 @@
                 <w:b/>
                 <w:sz w:val="22"/>
               </w:rPr>
-              <w:t>1</w:t>
-            </w:r>
-            <w:r>
-              <w:rPr>
-                <w:rFonts w:hint="eastAsia"/>
-                <w:b/>
-                <w:sz w:val="22"/>
-              </w:rPr>
-              <w:t>9</w:t>
+              <w:t>19</w:t>
             </w:r>
             <w:r>
               <w:rPr>
@@ -703,15 +759,7 @@
                 <w:b/>
                 <w:sz w:val="22"/>
               </w:rPr>
-              <w:t>5.</w:t>
-            </w:r>
-            <w:r>
-              <w:rPr>
-                <w:rFonts w:hint="eastAsia"/>
-                <w:b/>
-                <w:sz w:val="22"/>
-              </w:rPr>
-              <w:t>25</w:t>
+              <w:t>5.25</w:t>
             </w:r>
           </w:p>
         </w:tc>

--- a/Project_Animagus/작업 일지/광신_작업일지/작업일지(250512-250518).docx
+++ b/Project_Animagus/작업 일지/광신_작업일지/작업일지(250512-250518).docx
@@ -189,7 +189,14 @@
                 <w:rFonts w:hint="eastAsia"/>
                 <w:b/>
               </w:rPr>
-              <w:t>23</w:t>
+              <w:t>2</w:t>
+            </w:r>
+            <w:r>
+              <w:rPr>
+                <w:rFonts w:hint="eastAsia"/>
+                <w:b/>
+              </w:rPr>
+              <w:t>1</w:t>
             </w:r>
           </w:p>
         </w:tc>
@@ -650,7 +657,15 @@
                 <w:b/>
                 <w:sz w:val="22"/>
               </w:rPr>
-              <w:t>24</w:t>
+              <w:t>2</w:t>
+            </w:r>
+            <w:r>
+              <w:rPr>
+                <w:rFonts w:hint="eastAsia"/>
+                <w:b/>
+                <w:sz w:val="22"/>
+              </w:rPr>
+              <w:t>2</w:t>
             </w:r>
           </w:p>
         </w:tc>
@@ -799,7 +814,10 @@
           </w:tcPr>
           <w:p>
             <w:r>
-              <w:t xml:space="preserve"> </w:t>
+              <w:rPr>
+                <w:rFonts w:hint="eastAsia"/>
+              </w:rPr>
+              <w:t>밀린 작업일지를 작성할 것이다.</w:t>
             </w:r>
           </w:p>
         </w:tc>
